--- a/o povo do ar.docx
+++ b/o povo do ar.docx
@@ -432,12 +432,12 @@
         <w:t>MAIO/2026</w:t>
       </w:r>
     </w:p>
-    <w:bookmarkStart w:id="0" w:name="_Toc230089814" w:displacedByCustomXml="next"/>
-    <w:bookmarkStart w:id="1" w:name="_Toc223277963" w:displacedByCustomXml="next"/>
-    <w:bookmarkStart w:id="2" w:name="_Toc198473761" w:displacedByCustomXml="next"/>
-    <w:bookmarkStart w:id="3" w:name="_Toc197501672" w:displacedByCustomXml="next"/>
-    <w:bookmarkStart w:id="4" w:name="_Toc198472414" w:displacedByCustomXml="next"/>
-    <w:bookmarkStart w:id="5" w:name="_Toc223256373" w:displacedByCustomXml="next"/>
+    <w:bookmarkStart w:id="0" w:name="_Toc223277963" w:displacedByCustomXml="next"/>
+    <w:bookmarkStart w:id="1" w:name="_Toc230089814" w:displacedByCustomXml="next"/>
+    <w:bookmarkStart w:id="2" w:name="_Toc223256373" w:displacedByCustomXml="next"/>
+    <w:bookmarkStart w:id="3" w:name="_Toc198472414" w:displacedByCustomXml="next"/>
+    <w:bookmarkStart w:id="4" w:name="_Toc197501672" w:displacedByCustomXml="next"/>
+    <w:bookmarkStart w:id="5" w:name="_Toc198473761" w:displacedByCustomXml="next"/>
     <w:sdt>
       <w:sdtPr>
         <w:rPr>
@@ -1814,8 +1814,807 @@
     </w:p>
     <w:p>
       <w:pPr>
+        <w:spacing w:line="276" w:lineRule="auto"/>
+        <w:jc w:val="center"/>
+        <w:rPr>
+          <w:rFonts w:ascii="Arial" w:hAnsi="Arial" w:cs="Arial"/>
+          <w:b/>
+          <w:bCs/>
+          <w:sz w:val="28"/>
+          <w:szCs w:val="28"/>
+        </w:rPr>
+      </w:pPr>
+      <w:r>
+        <w:rPr>
+          <w:rFonts w:ascii="Arial" w:hAnsi="Arial" w:cs="Arial"/>
+          <w:b/>
+          <w:bCs/>
+          <w:sz w:val="28"/>
+          <w:szCs w:val="28"/>
+        </w:rPr>
+        <w:t>MAIO/2026</w:t>
+      </w:r>
+      <w:bookmarkStart w:id="6" w:name="_Toc230089815"/>
+    </w:p>
+    <w:p>
+      <w:pPr>
+        <w:spacing w:line="276" w:lineRule="auto"/>
+        <w:rPr>
+          <w:rFonts w:ascii="Arial" w:hAnsi="Arial" w:cs="Arial"/>
+          <w:sz w:val="24"/>
+          <w:szCs w:val="24"/>
+        </w:rPr>
+      </w:pPr>
+      <w:r>
+        <w:rPr>
+          <w:rFonts w:ascii="Arial" w:hAnsi="Arial" w:cs="Arial"/>
+          <w:b/>
+          <w:bCs/>
+          <w:sz w:val="28"/>
+          <w:szCs w:val="28"/>
+        </w:rPr>
+        <w:lastRenderedPageBreak/>
+        <w:t>CONTE</w:t>
+      </w:r>
+      <w:r>
+        <w:rPr>
+          <w:rFonts w:ascii="Arial" w:hAnsi="Arial" w:cs="Arial"/>
+          <w:b/>
+          <w:bCs/>
+          <w:sz w:val="28"/>
+          <w:szCs w:val="28"/>
+        </w:rPr>
+        <w:t>X</w:t>
+      </w:r>
+      <w:r>
+        <w:rPr>
+          <w:rFonts w:ascii="Arial" w:hAnsi="Arial" w:cs="Arial"/>
+          <w:b/>
+          <w:bCs/>
+          <w:sz w:val="28"/>
+          <w:szCs w:val="28"/>
+        </w:rPr>
+        <w:t>TO</w:t>
+      </w:r>
+      <w:bookmarkEnd w:id="6"/>
+    </w:p>
+    <w:p>
+      <w:pPr>
+        <w:spacing w:line="276" w:lineRule="auto"/>
+        <w:ind w:firstLine="708"/>
+        <w:jc w:val="both"/>
+        <w:rPr>
+          <w:rFonts w:ascii="Arial" w:hAnsi="Arial" w:cs="Arial"/>
+          <w:sz w:val="24"/>
+          <w:szCs w:val="24"/>
+        </w:rPr>
+      </w:pPr>
+    </w:p>
+    <w:p>
+      <w:pPr>
+        <w:spacing w:line="276" w:lineRule="auto"/>
+        <w:ind w:firstLine="708"/>
+        <w:jc w:val="both"/>
+        <w:rPr>
+          <w:rFonts w:ascii="Arial" w:hAnsi="Arial" w:cs="Arial"/>
+          <w:sz w:val="24"/>
+          <w:szCs w:val="24"/>
+        </w:rPr>
+      </w:pPr>
+      <w:r>
+        <w:rPr>
+          <w:rFonts w:ascii="Arial" w:hAnsi="Arial" w:cs="Arial"/>
+          <w:sz w:val="24"/>
+          <w:szCs w:val="24"/>
+        </w:rPr>
+        <w:t>Em todas as épocas, a</w:t>
+      </w:r>
+      <w:r>
+        <w:rPr>
+          <w:rFonts w:ascii="Arial" w:hAnsi="Arial" w:cs="Arial"/>
+          <w:sz w:val="24"/>
+          <w:szCs w:val="24"/>
+        </w:rPr>
+        <w:t xml:space="preserve"> literatura surge como uma ferramenta essencial para o desenvolvimento pessoal e intelectual, sendo capaz de transportar o leitor para diferentes realidades, estimular a imaginação e promover conexões emocionais profundas com histórias e personagens.</w:t>
+      </w:r>
+    </w:p>
+    <w:p>
+      <w:pPr>
+        <w:spacing w:line="276" w:lineRule="auto"/>
+        <w:ind w:firstLine="708"/>
+        <w:jc w:val="both"/>
+        <w:rPr>
+          <w:rFonts w:ascii="Arial" w:hAnsi="Arial" w:cs="Arial"/>
+          <w:sz w:val="24"/>
+          <w:szCs w:val="24"/>
+        </w:rPr>
+      </w:pPr>
+      <w:r>
+        <w:rPr>
+          <w:rFonts w:ascii="Arial" w:hAnsi="Arial" w:cs="Arial"/>
+          <w:sz w:val="24"/>
+          <w:szCs w:val="24"/>
+        </w:rPr>
+        <w:t>A motivação deste projeto também possui um aspecto pessoal significativo. O interesse pela leitura teve início por influência de uma amizade próxima, na qual houve um incentivo direto para o hábito de ler. A partir desse contato, foram apresentados diversos livros, histórias e universos fictícios, especialmente voltados para fantasia e romance, o que despertou um forte engajamento com a leitura.</w:t>
+      </w:r>
+    </w:p>
+    <w:p>
+      <w:pPr>
+        <w:spacing w:line="276" w:lineRule="auto"/>
+        <w:ind w:firstLine="708"/>
+        <w:jc w:val="both"/>
+        <w:rPr>
+          <w:rFonts w:ascii="Arial" w:hAnsi="Arial" w:cs="Arial"/>
+          <w:sz w:val="24"/>
+          <w:szCs w:val="24"/>
+        </w:rPr>
+      </w:pPr>
+      <w:r>
+        <w:rPr>
+          <w:rFonts w:ascii="Arial" w:hAnsi="Arial" w:cs="Arial"/>
+          <w:sz w:val="24"/>
+          <w:szCs w:val="24"/>
+        </w:rPr>
+        <w:t>Dentre as obras exploradas, a trilogia O Povo do Ar se destacou como a mais marcante, sendo responsável por uma maior imersão no universo literário fantástico. A obra proporcionou uma experiência envolvente, combinando elementos de fantasia, política, romance e construção de mundo, tornando-se uma referência central para este projeto.</w:t>
+      </w:r>
+    </w:p>
+    <w:p>
+      <w:pPr>
+        <w:spacing w:line="276" w:lineRule="auto"/>
+        <w:ind w:firstLine="708"/>
+        <w:jc w:val="both"/>
+        <w:rPr>
+          <w:rFonts w:ascii="Arial" w:hAnsi="Arial" w:cs="Arial"/>
+          <w:sz w:val="24"/>
+          <w:szCs w:val="24"/>
+        </w:rPr>
+      </w:pPr>
+    </w:p>
+    <w:p>
+      <w:pPr>
+        <w:spacing w:line="276" w:lineRule="auto"/>
+        <w:ind w:firstLine="708"/>
+        <w:jc w:val="center"/>
+        <w:rPr>
+          <w:rFonts w:ascii="Arial" w:hAnsi="Arial" w:cs="Arial"/>
+          <w:sz w:val="24"/>
+          <w:szCs w:val="24"/>
+        </w:rPr>
+      </w:pPr>
+      <w:r>
+        <w:rPr>
+          <w:rFonts w:ascii="Arial" w:hAnsi="Arial" w:cs="Arial"/>
+          <w:sz w:val="24"/>
+          <w:szCs w:val="24"/>
+        </w:rPr>
+        <w:drawing>
+          <wp:inline distT="0" distB="0" distL="0" distR="0" wp14:anchorId="245743CD" wp14:editId="706E3CCD">
+            <wp:extent cx="1160439" cy="1702818"/>
+            <wp:effectExtent l="0" t="0" r="1905" b="0"/>
+            <wp:docPr id="45410855" name="Imagem 1"/>
+            <wp:cNvGraphicFramePr>
+              <a:graphicFrameLocks xmlns:a="http://schemas.openxmlformats.org/drawingml/2006/main" noChangeAspect="1"/>
+            </wp:cNvGraphicFramePr>
+            <a:graphic xmlns:a="http://schemas.openxmlformats.org/drawingml/2006/main">
+              <a:graphicData uri="http://schemas.openxmlformats.org/drawingml/2006/picture">
+                <pic:pic xmlns:pic="http://schemas.openxmlformats.org/drawingml/2006/picture">
+                  <pic:nvPicPr>
+                    <pic:cNvPr id="45410855" name=""/>
+                    <pic:cNvPicPr/>
+                  </pic:nvPicPr>
+                  <pic:blipFill>
+                    <a:blip r:embed="rId9"/>
+                    <a:stretch>
+                      <a:fillRect/>
+                    </a:stretch>
+                  </pic:blipFill>
+                  <pic:spPr>
+                    <a:xfrm>
+                      <a:off x="0" y="0"/>
+                      <a:ext cx="1170757" cy="1717958"/>
+                    </a:xfrm>
+                    <a:prstGeom prst="rect">
+                      <a:avLst/>
+                    </a:prstGeom>
+                  </pic:spPr>
+                </pic:pic>
+              </a:graphicData>
+            </a:graphic>
+          </wp:inline>
+        </w:drawing>
+      </w:r>
+      <w:r>
+        <w:rPr>
+          <w:rFonts w:ascii="Arial" w:hAnsi="Arial" w:cs="Arial"/>
+          <w:sz w:val="24"/>
+          <w:szCs w:val="24"/>
+        </w:rPr>
+        <w:t xml:space="preserve">            </w:t>
+      </w:r>
+      <w:r>
+        <w:rPr>
+          <w:rFonts w:ascii="Arial" w:hAnsi="Arial" w:cs="Arial"/>
+          <w:sz w:val="24"/>
+          <w:szCs w:val="24"/>
+        </w:rPr>
+        <w:drawing>
+          <wp:inline distT="0" distB="0" distL="0" distR="0" wp14:anchorId="6E9B2B54" wp14:editId="3F182DBE">
+            <wp:extent cx="1149790" cy="1718333"/>
+            <wp:effectExtent l="0" t="0" r="0" b="0"/>
+            <wp:docPr id="217204021" name="Imagem 1"/>
+            <wp:cNvGraphicFramePr>
+              <a:graphicFrameLocks xmlns:a="http://schemas.openxmlformats.org/drawingml/2006/main" noChangeAspect="1"/>
+            </wp:cNvGraphicFramePr>
+            <a:graphic xmlns:a="http://schemas.openxmlformats.org/drawingml/2006/main">
+              <a:graphicData uri="http://schemas.openxmlformats.org/drawingml/2006/picture">
+                <pic:pic xmlns:pic="http://schemas.openxmlformats.org/drawingml/2006/picture">
+                  <pic:nvPicPr>
+                    <pic:cNvPr id="217204021" name=""/>
+                    <pic:cNvPicPr/>
+                  </pic:nvPicPr>
+                  <pic:blipFill>
+                    <a:blip r:embed="rId10"/>
+                    <a:stretch>
+                      <a:fillRect/>
+                    </a:stretch>
+                  </pic:blipFill>
+                  <pic:spPr>
+                    <a:xfrm>
+                      <a:off x="0" y="0"/>
+                      <a:ext cx="1177220" cy="1759327"/>
+                    </a:xfrm>
+                    <a:prstGeom prst="rect">
+                      <a:avLst/>
+                    </a:prstGeom>
+                  </pic:spPr>
+                </pic:pic>
+              </a:graphicData>
+            </a:graphic>
+          </wp:inline>
+        </w:drawing>
+      </w:r>
+      <w:r>
+        <w:rPr>
+          <w:rFonts w:ascii="Arial" w:hAnsi="Arial" w:cs="Arial"/>
+          <w:sz w:val="24"/>
+          <w:szCs w:val="24"/>
+        </w:rPr>
+        <w:t xml:space="preserve">             </w:t>
+      </w:r>
+      <w:r>
+        <w:rPr>
+          <w:noProof/>
+        </w:rPr>
+        <w:drawing>
+          <wp:inline distT="0" distB="0" distL="0" distR="0" wp14:anchorId="39A599E4" wp14:editId="03996681">
+            <wp:extent cx="1141322" cy="1713572"/>
+            <wp:effectExtent l="0" t="0" r="1905" b="1270"/>
+            <wp:docPr id="1361391735" name="Imagem 1"/>
+            <wp:cNvGraphicFramePr>
+              <a:graphicFrameLocks xmlns:a="http://schemas.openxmlformats.org/drawingml/2006/main" noChangeAspect="1"/>
+            </wp:cNvGraphicFramePr>
+            <a:graphic xmlns:a="http://schemas.openxmlformats.org/drawingml/2006/main">
+              <a:graphicData uri="http://schemas.openxmlformats.org/drawingml/2006/picture">
+                <pic:pic xmlns:pic="http://schemas.openxmlformats.org/drawingml/2006/picture">
+                  <pic:nvPicPr>
+                    <pic:cNvPr id="1361391735" name=""/>
+                    <pic:cNvPicPr/>
+                  </pic:nvPicPr>
+                  <pic:blipFill>
+                    <a:blip r:embed="rId11"/>
+                    <a:stretch>
+                      <a:fillRect/>
+                    </a:stretch>
+                  </pic:blipFill>
+                  <pic:spPr>
+                    <a:xfrm flipH="1">
+                      <a:off x="0" y="0"/>
+                      <a:ext cx="1159118" cy="1740291"/>
+                    </a:xfrm>
+                    <a:prstGeom prst="rect">
+                      <a:avLst/>
+                    </a:prstGeom>
+                  </pic:spPr>
+                </pic:pic>
+              </a:graphicData>
+            </a:graphic>
+          </wp:inline>
+        </w:drawing>
+      </w:r>
+    </w:p>
+    <w:p>
+      <w:pPr>
+        <w:spacing w:line="276" w:lineRule="auto"/>
+        <w:ind w:firstLine="708"/>
+        <w:jc w:val="both"/>
+        <w:rPr>
+          <w:rFonts w:ascii="Arial" w:hAnsi="Arial" w:cs="Arial"/>
+          <w:sz w:val="24"/>
+          <w:szCs w:val="24"/>
+        </w:rPr>
+      </w:pPr>
+    </w:p>
+    <w:p>
+      <w:pPr>
+        <w:spacing w:line="276" w:lineRule="auto"/>
+        <w:ind w:firstLine="708"/>
+        <w:jc w:val="both"/>
+        <w:rPr>
+          <w:rFonts w:ascii="Arial" w:hAnsi="Arial" w:cs="Arial"/>
+          <w:sz w:val="24"/>
+          <w:szCs w:val="24"/>
+        </w:rPr>
+      </w:pPr>
+    </w:p>
+    <w:p>
+      <w:pPr>
+        <w:spacing w:line="276" w:lineRule="auto"/>
+        <w:ind w:firstLine="708"/>
+        <w:jc w:val="both"/>
+        <w:rPr>
+          <w:rFonts w:ascii="Arial" w:hAnsi="Arial" w:cs="Arial"/>
+          <w:sz w:val="24"/>
+          <w:szCs w:val="24"/>
+        </w:rPr>
+      </w:pPr>
+    </w:p>
+    <w:p>
+      <w:pPr>
+        <w:spacing w:line="276" w:lineRule="auto"/>
+        <w:ind w:firstLine="708"/>
+        <w:jc w:val="both"/>
+        <w:rPr>
+          <w:rFonts w:ascii="Arial" w:hAnsi="Arial" w:cs="Arial"/>
+          <w:sz w:val="24"/>
+          <w:szCs w:val="24"/>
+        </w:rPr>
+      </w:pPr>
+    </w:p>
+    <w:p>
+      <w:pPr>
+        <w:spacing w:line="276" w:lineRule="auto"/>
+        <w:ind w:firstLine="708"/>
+        <w:jc w:val="both"/>
+        <w:rPr>
+          <w:rFonts w:ascii="Arial" w:hAnsi="Arial" w:cs="Arial"/>
+          <w:sz w:val="24"/>
+          <w:szCs w:val="24"/>
+        </w:rPr>
+      </w:pPr>
+    </w:p>
+    <w:p>
+      <w:pPr>
+        <w:spacing w:line="276" w:lineRule="auto"/>
+        <w:ind w:firstLine="708"/>
+        <w:jc w:val="both"/>
+        <w:rPr>
+          <w:rFonts w:ascii="Arial" w:hAnsi="Arial" w:cs="Arial"/>
+          <w:sz w:val="24"/>
+          <w:szCs w:val="24"/>
+        </w:rPr>
+      </w:pPr>
+    </w:p>
+    <w:p>
+      <w:pPr>
+        <w:spacing w:line="276" w:lineRule="auto"/>
+        <w:jc w:val="both"/>
+        <w:rPr>
+          <w:rFonts w:ascii="Arial" w:hAnsi="Arial" w:cs="Arial"/>
+          <w:sz w:val="24"/>
+          <w:szCs w:val="24"/>
+        </w:rPr>
+      </w:pPr>
+    </w:p>
+    <w:p>
+      <w:pPr>
+        <w:spacing w:line="276" w:lineRule="auto"/>
+        <w:jc w:val="both"/>
+        <w:rPr>
+          <w:rFonts w:ascii="Arial" w:hAnsi="Arial" w:cs="Arial"/>
+          <w:sz w:val="24"/>
+          <w:szCs w:val="24"/>
+        </w:rPr>
+      </w:pPr>
+    </w:p>
+    <w:p>
+      <w:pPr>
+        <w:spacing w:line="276" w:lineRule="auto"/>
+        <w:jc w:val="both"/>
+        <w:rPr>
+          <w:rFonts w:ascii="Arial" w:hAnsi="Arial" w:cs="Arial"/>
+          <w:sz w:val="24"/>
+          <w:szCs w:val="24"/>
+        </w:rPr>
+      </w:pPr>
+    </w:p>
+    <w:p>
+      <w:pPr>
+        <w:spacing w:line="276" w:lineRule="auto"/>
+        <w:jc w:val="both"/>
+        <w:rPr>
+          <w:rFonts w:ascii="Arial" w:hAnsi="Arial" w:cs="Arial"/>
+          <w:b/>
+          <w:bCs/>
+          <w:sz w:val="28"/>
+          <w:szCs w:val="28"/>
+        </w:rPr>
+      </w:pPr>
+      <w:r>
+        <w:rPr>
+          <w:rFonts w:ascii="Arial" w:hAnsi="Arial" w:cs="Arial"/>
+          <w:b/>
+          <w:bCs/>
+          <w:sz w:val="28"/>
+          <w:szCs w:val="28"/>
+        </w:rPr>
+        <w:lastRenderedPageBreak/>
+        <w:t>OBJETIVO</w:t>
+      </w:r>
+    </w:p>
+    <w:p>
+      <w:pPr>
+        <w:spacing w:line="276" w:lineRule="auto"/>
+        <w:ind w:firstLine="708"/>
+        <w:jc w:val="both"/>
+        <w:rPr>
+          <w:rFonts w:ascii="Arial" w:hAnsi="Arial" w:cs="Arial"/>
+          <w:sz w:val="24"/>
+          <w:szCs w:val="24"/>
+        </w:rPr>
+      </w:pPr>
+    </w:p>
+    <w:p>
+      <w:pPr>
+        <w:spacing w:line="276" w:lineRule="auto"/>
+        <w:jc w:val="both"/>
+        <w:rPr>
+          <w:rFonts w:ascii="Arial" w:hAnsi="Arial" w:cs="Arial"/>
+          <w:sz w:val="24"/>
+          <w:szCs w:val="24"/>
+        </w:rPr>
+      </w:pPr>
+      <w:r>
+        <w:rPr>
+          <w:rFonts w:ascii="Arial" w:hAnsi="Arial" w:cs="Arial"/>
+          <w:sz w:val="24"/>
+          <w:szCs w:val="24"/>
+        </w:rPr>
+        <w:tab/>
+      </w:r>
+      <w:r>
+        <w:rPr>
+          <w:rFonts w:ascii="Arial" w:hAnsi="Arial" w:cs="Arial"/>
+          <w:sz w:val="24"/>
+          <w:szCs w:val="24"/>
+        </w:rPr>
+        <w:t>O objetivo deste projeto é desenvolver, até o final do período letivo, um sistema web interativo inspirado na trilogia O Povo do Ar, que integre um site informativo, um quiz interativo, consumo de dados via API e um dashboard para análise de dados, com o intuito de aumentar o engajamento dos usuários com o conteúdo literário.</w:t>
+      </w:r>
+    </w:p>
+    <w:p>
+      <w:pPr>
+        <w:spacing w:line="276" w:lineRule="auto"/>
+        <w:ind w:firstLine="360"/>
+        <w:jc w:val="both"/>
+        <w:rPr>
+          <w:rFonts w:ascii="Arial" w:hAnsi="Arial" w:cs="Arial"/>
+          <w:sz w:val="24"/>
+          <w:szCs w:val="24"/>
+        </w:rPr>
+      </w:pPr>
+      <w:r>
+        <w:rPr>
+          <w:rFonts w:ascii="Arial" w:hAnsi="Arial" w:cs="Arial"/>
+          <w:sz w:val="24"/>
+          <w:szCs w:val="24"/>
+        </w:rPr>
+        <w:t>Especificamente, o sistema deverá:</w:t>
+      </w:r>
+    </w:p>
+    <w:p>
+      <w:pPr>
+        <w:numPr>
+          <w:ilvl w:val="0"/>
+          <w:numId w:val="11"/>
+        </w:numPr>
+        <w:spacing w:line="276" w:lineRule="auto"/>
+        <w:jc w:val="both"/>
+        <w:rPr>
+          <w:rFonts w:ascii="Arial" w:hAnsi="Arial" w:cs="Arial"/>
+          <w:sz w:val="24"/>
+          <w:szCs w:val="24"/>
+        </w:rPr>
+      </w:pPr>
+      <w:r>
+        <w:rPr>
+          <w:rFonts w:ascii="Arial" w:hAnsi="Arial" w:cs="Arial"/>
+          <w:sz w:val="24"/>
+          <w:szCs w:val="24"/>
+        </w:rPr>
+        <w:t xml:space="preserve">Disponibilizar informações sobre a trilogia de forma organizada e atrativa; </w:t>
+      </w:r>
+    </w:p>
+    <w:p>
+      <w:pPr>
+        <w:numPr>
+          <w:ilvl w:val="0"/>
+          <w:numId w:val="11"/>
+        </w:numPr>
+        <w:spacing w:line="276" w:lineRule="auto"/>
+        <w:jc w:val="both"/>
+        <w:rPr>
+          <w:rFonts w:ascii="Arial" w:hAnsi="Arial" w:cs="Arial"/>
+          <w:sz w:val="24"/>
+          <w:szCs w:val="24"/>
+        </w:rPr>
+      </w:pPr>
+      <w:r>
+        <w:rPr>
+          <w:rFonts w:ascii="Arial" w:hAnsi="Arial" w:cs="Arial"/>
+          <w:sz w:val="24"/>
+          <w:szCs w:val="24"/>
+        </w:rPr>
+        <w:t xml:space="preserve">Implementar um quiz interativo, permitindo a participação ativa dos usuários; </w:t>
+      </w:r>
+    </w:p>
+    <w:p>
+      <w:pPr>
+        <w:numPr>
+          <w:ilvl w:val="0"/>
+          <w:numId w:val="11"/>
+        </w:numPr>
+        <w:spacing w:line="276" w:lineRule="auto"/>
+        <w:jc w:val="both"/>
+        <w:rPr>
+          <w:rFonts w:ascii="Arial" w:hAnsi="Arial" w:cs="Arial"/>
+          <w:sz w:val="24"/>
+          <w:szCs w:val="24"/>
+        </w:rPr>
+      </w:pPr>
+      <w:r>
+        <w:rPr>
+          <w:rFonts w:ascii="Arial" w:hAnsi="Arial" w:cs="Arial"/>
+          <w:sz w:val="24"/>
+          <w:szCs w:val="24"/>
+        </w:rPr>
+        <w:t xml:space="preserve">Utilizar API para consumo de dados dinâmicos no sistema; </w:t>
+      </w:r>
+    </w:p>
+    <w:p>
+      <w:pPr>
+        <w:numPr>
+          <w:ilvl w:val="0"/>
+          <w:numId w:val="11"/>
+        </w:numPr>
+        <w:spacing w:line="276" w:lineRule="auto"/>
+        <w:jc w:val="both"/>
+        <w:rPr>
+          <w:rFonts w:ascii="Arial" w:hAnsi="Arial" w:cs="Arial"/>
+          <w:sz w:val="24"/>
+          <w:szCs w:val="24"/>
+        </w:rPr>
+      </w:pPr>
+      <w:r>
+        <w:rPr>
+          <w:rFonts w:ascii="Arial" w:hAnsi="Arial" w:cs="Arial"/>
+          <w:sz w:val="24"/>
+          <w:szCs w:val="24"/>
+        </w:rPr>
+        <w:t xml:space="preserve">Armazenar dados dos usuários em um banco de dados, como respostas e interações; </w:t>
+      </w:r>
+    </w:p>
+    <w:p>
+      <w:pPr>
+        <w:numPr>
+          <w:ilvl w:val="0"/>
+          <w:numId w:val="11"/>
+        </w:numPr>
+        <w:spacing w:line="276" w:lineRule="auto"/>
+        <w:jc w:val="both"/>
+        <w:rPr>
+          <w:rFonts w:ascii="Arial" w:hAnsi="Arial" w:cs="Arial"/>
+          <w:sz w:val="24"/>
+          <w:szCs w:val="24"/>
+        </w:rPr>
+      </w:pPr>
+      <w:r>
+        <w:rPr>
+          <w:rFonts w:ascii="Arial" w:hAnsi="Arial" w:cs="Arial"/>
+          <w:sz w:val="24"/>
+          <w:szCs w:val="24"/>
+        </w:rPr>
+        <w:t>Apresentar um dashboard, exibindo métricas como participação no qui</w:t>
+      </w:r>
+      <w:r>
+        <w:rPr>
+          <w:rFonts w:ascii="Arial" w:hAnsi="Arial" w:cs="Arial"/>
+          <w:sz w:val="24"/>
+          <w:szCs w:val="24"/>
+        </w:rPr>
+        <w:t>z</w:t>
+      </w:r>
+      <w:r>
+        <w:rPr>
+          <w:rFonts w:ascii="Arial" w:hAnsi="Arial" w:cs="Arial"/>
+          <w:sz w:val="24"/>
+          <w:szCs w:val="24"/>
+        </w:rPr>
+        <w:t xml:space="preserve">. </w:t>
+      </w:r>
+    </w:p>
+    <w:p>
+      <w:pPr>
+        <w:spacing w:line="276" w:lineRule="auto"/>
+        <w:ind w:firstLine="360"/>
+        <w:jc w:val="both"/>
+        <w:rPr>
+          <w:rFonts w:ascii="Arial" w:hAnsi="Arial" w:cs="Arial"/>
+          <w:sz w:val="24"/>
+          <w:szCs w:val="24"/>
+        </w:rPr>
+      </w:pPr>
+      <w:r>
+        <w:rPr>
+          <w:rFonts w:ascii="Arial" w:hAnsi="Arial" w:cs="Arial"/>
+          <w:sz w:val="24"/>
+          <w:szCs w:val="24"/>
+        </w:rPr>
+        <w:t>Como meta mensurável, espera-se que o sistema permita o registro e visualização de interações dos usuários, possibilitando acompanhar o nível de engajamento por meio de dados coletados no banco e exibidos no dashboard.</w:t>
+      </w:r>
+    </w:p>
+    <w:p>
+      <w:pPr>
+        <w:spacing w:line="276" w:lineRule="auto"/>
+        <w:ind w:firstLine="360"/>
+        <w:jc w:val="both"/>
+        <w:rPr>
+          <w:rFonts w:ascii="Arial" w:hAnsi="Arial" w:cs="Arial"/>
+          <w:sz w:val="24"/>
+          <w:szCs w:val="24"/>
+        </w:rPr>
+      </w:pPr>
+      <w:r>
+        <w:rPr>
+          <w:rFonts w:ascii="Arial" w:hAnsi="Arial" w:cs="Arial"/>
+          <w:sz w:val="24"/>
+          <w:szCs w:val="24"/>
+        </w:rPr>
+        <w:t>O projeto é considerado viável, pois será desenvolvido utilizando tecnologias web acessíveis e já estudadas, sendo possível sua implementação dentro do prazo estabelecido.</w:t>
+      </w:r>
+    </w:p>
+    <w:p>
+      <w:pPr>
+        <w:spacing w:line="276" w:lineRule="auto"/>
+        <w:jc w:val="both"/>
+        <w:rPr>
+          <w:rFonts w:ascii="Arial" w:hAnsi="Arial" w:cs="Arial"/>
+          <w:sz w:val="24"/>
+          <w:szCs w:val="24"/>
+        </w:rPr>
+      </w:pPr>
+    </w:p>
+    <w:p>
+      <w:pPr>
+        <w:spacing w:line="276" w:lineRule="auto"/>
+        <w:jc w:val="both"/>
+        <w:rPr>
+          <w:rFonts w:ascii="Arial" w:hAnsi="Arial" w:cs="Arial"/>
+          <w:sz w:val="24"/>
+          <w:szCs w:val="24"/>
+        </w:rPr>
+      </w:pPr>
+    </w:p>
+    <w:p>
+      <w:pPr>
+        <w:spacing w:line="276" w:lineRule="auto"/>
+        <w:jc w:val="both"/>
+        <w:rPr>
+          <w:rFonts w:ascii="Arial" w:hAnsi="Arial" w:cs="Arial"/>
+          <w:sz w:val="24"/>
+          <w:szCs w:val="24"/>
+        </w:rPr>
+      </w:pPr>
+    </w:p>
+    <w:p>
+      <w:pPr>
+        <w:spacing w:line="276" w:lineRule="auto"/>
+        <w:jc w:val="both"/>
+        <w:rPr>
+          <w:rFonts w:ascii="Arial" w:hAnsi="Arial" w:cs="Arial"/>
+          <w:sz w:val="24"/>
+          <w:szCs w:val="24"/>
+        </w:rPr>
+      </w:pPr>
+    </w:p>
+    <w:p>
+      <w:pPr>
+        <w:spacing w:line="276" w:lineRule="auto"/>
+        <w:jc w:val="both"/>
+        <w:rPr>
+          <w:rFonts w:ascii="Arial" w:hAnsi="Arial" w:cs="Arial"/>
+          <w:sz w:val="24"/>
+          <w:szCs w:val="24"/>
+        </w:rPr>
+      </w:pPr>
+    </w:p>
+    <w:p>
+      <w:pPr>
+        <w:spacing w:line="276" w:lineRule="auto"/>
+        <w:jc w:val="both"/>
+        <w:rPr>
+          <w:rFonts w:ascii="Arial" w:hAnsi="Arial" w:cs="Arial"/>
+          <w:sz w:val="24"/>
+          <w:szCs w:val="24"/>
+        </w:rPr>
+      </w:pPr>
+    </w:p>
+    <w:p>
+      <w:pPr>
+        <w:spacing w:line="276" w:lineRule="auto"/>
+        <w:jc w:val="both"/>
+        <w:rPr>
+          <w:rFonts w:ascii="Arial" w:hAnsi="Arial" w:cs="Arial"/>
+          <w:sz w:val="24"/>
+          <w:szCs w:val="24"/>
+        </w:rPr>
+      </w:pPr>
+    </w:p>
+    <w:p>
+      <w:pPr>
+        <w:spacing w:line="276" w:lineRule="auto"/>
+        <w:jc w:val="both"/>
+        <w:rPr>
+          <w:rFonts w:ascii="Arial" w:hAnsi="Arial" w:cs="Arial"/>
+          <w:sz w:val="24"/>
+          <w:szCs w:val="24"/>
+        </w:rPr>
+      </w:pPr>
+    </w:p>
+    <w:p>
+      <w:pPr>
+        <w:spacing w:line="276" w:lineRule="auto"/>
+        <w:jc w:val="both"/>
+        <w:rPr>
+          <w:rFonts w:ascii="Arial" w:hAnsi="Arial" w:cs="Arial"/>
+          <w:sz w:val="24"/>
+          <w:szCs w:val="24"/>
+        </w:rPr>
+      </w:pPr>
+    </w:p>
+    <w:p>
+      <w:pPr>
+        <w:spacing w:line="276" w:lineRule="auto"/>
+        <w:jc w:val="both"/>
+        <w:rPr>
+          <w:rFonts w:ascii="Arial" w:hAnsi="Arial" w:cs="Arial"/>
+          <w:sz w:val="24"/>
+          <w:szCs w:val="24"/>
+        </w:rPr>
+      </w:pPr>
+    </w:p>
+    <w:p>
+      <w:pPr>
+        <w:spacing w:line="276" w:lineRule="auto"/>
+        <w:jc w:val="both"/>
+        <w:rPr>
+          <w:rFonts w:ascii="Arial" w:hAnsi="Arial" w:cs="Arial"/>
+          <w:sz w:val="24"/>
+          <w:szCs w:val="24"/>
+        </w:rPr>
+      </w:pPr>
+      <w:r>
+        <w:rPr>
+          <w:rFonts w:ascii="Arial" w:hAnsi="Arial" w:cs="Arial"/>
+          <w:sz w:val="24"/>
+          <w:szCs w:val="24"/>
+        </w:rPr>
+        <w:tab/>
+      </w:r>
+    </w:p>
+    <w:p>
+      <w:pPr>
         <w:pStyle w:val="Ttulo1"/>
         <w:spacing w:line="276" w:lineRule="auto"/>
+        <w:jc w:val="both"/>
         <w:rPr>
           <w:rFonts w:ascii="Arial" w:hAnsi="Arial" w:cs="Arial"/>
           <w:b/>
@@ -1825,7 +2624,8 @@
           <w:szCs w:val="28"/>
         </w:rPr>
       </w:pPr>
-      <w:bookmarkStart w:id="6" w:name="_Toc230089815"/>
+      <w:bookmarkStart w:id="7" w:name="_Toc230089816"/>
+      <w:bookmarkStart w:id="8" w:name="_Hlk197500742"/>
       <w:r>
         <w:rPr>
           <w:rFonts w:ascii="Arial" w:hAnsi="Arial" w:cs="Arial"/>
@@ -1836,9 +2636,335 @@
           <w:szCs w:val="28"/>
         </w:rPr>
         <w:lastRenderedPageBreak/>
-        <w:t>CONTE</w:t>
+        <w:t>JUSTIFICATIVA</w:t>
       </w:r>
+      <w:bookmarkEnd w:id="7"/>
+    </w:p>
+    <w:p>
+      <w:pPr>
+        <w:spacing w:line="276" w:lineRule="auto"/>
+        <w:ind w:firstLine="708"/>
+        <w:jc w:val="both"/>
+        <w:rPr>
+          <w:rFonts w:ascii="Arial" w:hAnsi="Arial" w:cs="Arial"/>
+          <w:sz w:val="24"/>
+          <w:szCs w:val="24"/>
+        </w:rPr>
+      </w:pPr>
+    </w:p>
+    <w:p>
+      <w:pPr>
+        <w:spacing w:line="276" w:lineRule="auto"/>
+        <w:ind w:firstLine="708"/>
+        <w:jc w:val="both"/>
+        <w:rPr>
+          <w:rFonts w:ascii="Arial" w:eastAsia="Arial" w:hAnsi="Arial" w:cs="Arial"/>
+          <w:sz w:val="24"/>
+          <w:szCs w:val="24"/>
+        </w:rPr>
+      </w:pPr>
       <w:r>
+        <w:rPr>
+          <w:rFonts w:ascii="Arial" w:eastAsia="Arial" w:hAnsi="Arial" w:cs="Arial"/>
+          <w:sz w:val="24"/>
+          <w:szCs w:val="24"/>
+        </w:rPr>
+        <w:t>Atualmente, muitos jovens consomem conteúdos digitais rápidos, o que reduz o interesse pela leitura tradicional. Diante disso, torna-se necessário utilizar a tecnologia como aliada para tornar a leitura mais atrativa.</w:t>
+      </w:r>
+    </w:p>
+    <w:p>
+      <w:pPr>
+        <w:spacing w:line="276" w:lineRule="auto"/>
+        <w:ind w:firstLine="708"/>
+        <w:jc w:val="both"/>
+        <w:rPr>
+          <w:rFonts w:ascii="Arial" w:eastAsia="Arial" w:hAnsi="Arial" w:cs="Arial"/>
+          <w:sz w:val="24"/>
+          <w:szCs w:val="24"/>
+        </w:rPr>
+      </w:pPr>
+      <w:r>
+        <w:rPr>
+          <w:rFonts w:ascii="Arial" w:eastAsia="Arial" w:hAnsi="Arial" w:cs="Arial"/>
+          <w:sz w:val="24"/>
+          <w:szCs w:val="24"/>
+        </w:rPr>
+        <w:t>Este projeto se justifica por propor uma solução interativa, por meio de um sistema web com quiz, dashboard, API e banco de dados, que transforma o usuário em participante ativo, aumentando o engajamento com o conteúdo literário. A escolha da trilogia O Povo do Ar contribui para atrair o público, utilizando um universo envolvente e popular.</w:t>
+      </w:r>
+    </w:p>
+    <w:p>
+      <w:pPr>
+        <w:spacing w:line="276" w:lineRule="auto"/>
+        <w:ind w:firstLine="708"/>
+        <w:jc w:val="both"/>
+        <w:rPr>
+          <w:rFonts w:ascii="Arial" w:eastAsia="Arial" w:hAnsi="Arial" w:cs="Arial"/>
+          <w:sz w:val="24"/>
+          <w:szCs w:val="24"/>
+        </w:rPr>
+      </w:pPr>
+      <w:r>
+        <w:rPr>
+          <w:rFonts w:ascii="Arial" w:eastAsia="Arial" w:hAnsi="Arial" w:cs="Arial"/>
+          <w:sz w:val="24"/>
+          <w:szCs w:val="24"/>
+        </w:rPr>
+        <w:t>Assim, o investimento no projeto é válido por unir tecnologia e literatura, incentivar a leitura e oferecer uma solução moderna, viável e alinhada ao perfil dos usuários atuais.</w:t>
+      </w:r>
+    </w:p>
+    <w:p>
+      <w:pPr>
+        <w:spacing w:line="276" w:lineRule="auto"/>
+        <w:ind w:firstLine="708"/>
+        <w:jc w:val="both"/>
+        <w:rPr>
+          <w:rFonts w:ascii="Arial" w:eastAsia="Arial" w:hAnsi="Arial" w:cs="Arial"/>
+          <w:sz w:val="24"/>
+          <w:szCs w:val="24"/>
+        </w:rPr>
+      </w:pPr>
+    </w:p>
+    <w:p>
+      <w:pPr>
+        <w:spacing w:line="276" w:lineRule="auto"/>
+        <w:ind w:firstLine="708"/>
+        <w:jc w:val="both"/>
+        <w:rPr>
+          <w:rFonts w:ascii="Arial" w:eastAsia="Arial" w:hAnsi="Arial" w:cs="Arial"/>
+          <w:sz w:val="24"/>
+          <w:szCs w:val="24"/>
+        </w:rPr>
+      </w:pPr>
+      <w:r>
+        <w:rPr>
+          <w:rFonts w:ascii="Arial" w:eastAsia="Arial" w:hAnsi="Arial" w:cs="Arial"/>
+          <w:sz w:val="24"/>
+          <w:szCs w:val="24"/>
+        </w:rPr>
+        <w:t>Minha vida</w:t>
+      </w:r>
+    </w:p>
+    <w:p>
+      <w:pPr>
+        <w:spacing w:line="276" w:lineRule="auto"/>
+        <w:ind w:firstLine="708"/>
+        <w:jc w:val="both"/>
+        <w:rPr>
+          <w:rFonts w:ascii="Arial" w:hAnsi="Arial" w:cs="Arial"/>
+          <w:sz w:val="24"/>
+          <w:szCs w:val="24"/>
+        </w:rPr>
+      </w:pPr>
+    </w:p>
+    <w:p>
+      <w:pPr>
+        <w:spacing w:line="276" w:lineRule="auto"/>
+        <w:ind w:firstLine="708"/>
+        <w:jc w:val="both"/>
+        <w:rPr>
+          <w:rFonts w:ascii="Arial" w:hAnsi="Arial" w:cs="Arial"/>
+          <w:sz w:val="24"/>
+          <w:szCs w:val="24"/>
+        </w:rPr>
+      </w:pPr>
+    </w:p>
+    <w:p>
+      <w:pPr>
+        <w:spacing w:line="276" w:lineRule="auto"/>
+        <w:ind w:firstLine="708"/>
+        <w:jc w:val="both"/>
+        <w:rPr>
+          <w:rFonts w:ascii="Arial" w:hAnsi="Arial" w:cs="Arial"/>
+          <w:sz w:val="24"/>
+          <w:szCs w:val="24"/>
+        </w:rPr>
+      </w:pPr>
+    </w:p>
+    <w:p>
+      <w:pPr>
+        <w:spacing w:line="276" w:lineRule="auto"/>
+        <w:ind w:firstLine="708"/>
+        <w:jc w:val="both"/>
+        <w:rPr>
+          <w:rFonts w:ascii="Arial" w:hAnsi="Arial" w:cs="Arial"/>
+          <w:sz w:val="24"/>
+          <w:szCs w:val="24"/>
+        </w:rPr>
+      </w:pPr>
+    </w:p>
+    <w:p>
+      <w:pPr>
+        <w:spacing w:line="276" w:lineRule="auto"/>
+        <w:ind w:firstLine="708"/>
+        <w:jc w:val="both"/>
+        <w:rPr>
+          <w:rFonts w:ascii="Arial" w:hAnsi="Arial" w:cs="Arial"/>
+          <w:sz w:val="24"/>
+          <w:szCs w:val="24"/>
+        </w:rPr>
+      </w:pPr>
+    </w:p>
+    <w:p>
+      <w:pPr>
+        <w:spacing w:line="276" w:lineRule="auto"/>
+        <w:ind w:firstLine="708"/>
+        <w:jc w:val="both"/>
+        <w:rPr>
+          <w:rFonts w:ascii="Arial" w:hAnsi="Arial" w:cs="Arial"/>
+          <w:sz w:val="24"/>
+          <w:szCs w:val="24"/>
+        </w:rPr>
+      </w:pPr>
+    </w:p>
+    <w:p>
+      <w:pPr>
+        <w:spacing w:line="276" w:lineRule="auto"/>
+        <w:ind w:firstLine="708"/>
+        <w:jc w:val="both"/>
+        <w:rPr>
+          <w:rFonts w:ascii="Arial" w:hAnsi="Arial" w:cs="Arial"/>
+          <w:sz w:val="24"/>
+          <w:szCs w:val="24"/>
+        </w:rPr>
+      </w:pPr>
+    </w:p>
+    <w:p>
+      <w:pPr>
+        <w:spacing w:line="276" w:lineRule="auto"/>
+        <w:ind w:firstLine="708"/>
+        <w:jc w:val="both"/>
+        <w:rPr>
+          <w:rFonts w:ascii="Arial" w:hAnsi="Arial" w:cs="Arial"/>
+          <w:sz w:val="24"/>
+          <w:szCs w:val="24"/>
+        </w:rPr>
+      </w:pPr>
+    </w:p>
+    <w:p>
+      <w:pPr>
+        <w:spacing w:line="276" w:lineRule="auto"/>
+        <w:ind w:firstLine="708"/>
+        <w:jc w:val="both"/>
+        <w:rPr>
+          <w:rFonts w:ascii="Arial" w:hAnsi="Arial" w:cs="Arial"/>
+          <w:sz w:val="24"/>
+          <w:szCs w:val="24"/>
+        </w:rPr>
+      </w:pPr>
+    </w:p>
+    <w:p>
+      <w:pPr>
+        <w:spacing w:line="276" w:lineRule="auto"/>
+        <w:ind w:firstLine="708"/>
+        <w:jc w:val="both"/>
+        <w:rPr>
+          <w:rFonts w:ascii="Arial" w:hAnsi="Arial" w:cs="Arial"/>
+          <w:sz w:val="24"/>
+          <w:szCs w:val="24"/>
+        </w:rPr>
+      </w:pPr>
+    </w:p>
+    <w:p>
+      <w:pPr>
+        <w:spacing w:line="276" w:lineRule="auto"/>
+        <w:ind w:firstLine="708"/>
+        <w:jc w:val="both"/>
+        <w:rPr>
+          <w:rFonts w:ascii="Arial" w:hAnsi="Arial" w:cs="Arial"/>
+          <w:sz w:val="24"/>
+          <w:szCs w:val="24"/>
+        </w:rPr>
+      </w:pPr>
+    </w:p>
+    <w:p>
+      <w:pPr>
+        <w:spacing w:line="276" w:lineRule="auto"/>
+        <w:ind w:firstLine="708"/>
+        <w:jc w:val="both"/>
+        <w:rPr>
+          <w:rFonts w:ascii="Arial" w:hAnsi="Arial" w:cs="Arial"/>
+          <w:sz w:val="24"/>
+          <w:szCs w:val="24"/>
+        </w:rPr>
+      </w:pPr>
+    </w:p>
+    <w:p>
+      <w:pPr>
+        <w:spacing w:line="276" w:lineRule="auto"/>
+        <w:ind w:firstLine="708"/>
+        <w:jc w:val="both"/>
+        <w:rPr>
+          <w:rFonts w:ascii="Arial" w:hAnsi="Arial" w:cs="Arial"/>
+          <w:sz w:val="24"/>
+          <w:szCs w:val="24"/>
+        </w:rPr>
+      </w:pPr>
+    </w:p>
+    <w:p>
+      <w:pPr>
+        <w:spacing w:line="276" w:lineRule="auto"/>
+        <w:ind w:firstLine="708"/>
+        <w:jc w:val="both"/>
+        <w:rPr>
+          <w:rFonts w:ascii="Arial" w:hAnsi="Arial" w:cs="Arial"/>
+          <w:sz w:val="24"/>
+          <w:szCs w:val="24"/>
+        </w:rPr>
+      </w:pPr>
+    </w:p>
+    <w:p>
+      <w:pPr>
+        <w:spacing w:line="276" w:lineRule="auto"/>
+        <w:ind w:firstLine="708"/>
+        <w:jc w:val="both"/>
+        <w:rPr>
+          <w:rFonts w:ascii="Arial" w:hAnsi="Arial" w:cs="Arial"/>
+          <w:sz w:val="24"/>
+          <w:szCs w:val="24"/>
+        </w:rPr>
+      </w:pPr>
+    </w:p>
+    <w:p>
+      <w:pPr>
+        <w:spacing w:line="276" w:lineRule="auto"/>
+        <w:ind w:firstLine="708"/>
+        <w:jc w:val="both"/>
+        <w:rPr>
+          <w:rFonts w:ascii="Arial" w:hAnsi="Arial" w:cs="Arial"/>
+          <w:sz w:val="24"/>
+          <w:szCs w:val="24"/>
+        </w:rPr>
+      </w:pPr>
+    </w:p>
+    <w:p>
+      <w:pPr>
+        <w:spacing w:line="276" w:lineRule="auto"/>
+        <w:ind w:firstLine="708"/>
+        <w:jc w:val="both"/>
+        <w:rPr>
+          <w:rFonts w:ascii="Arial" w:hAnsi="Arial" w:cs="Arial"/>
+          <w:sz w:val="24"/>
+          <w:szCs w:val="24"/>
+        </w:rPr>
+      </w:pPr>
+    </w:p>
+    <w:p>
+      <w:pPr>
+        <w:spacing w:line="276" w:lineRule="auto"/>
+        <w:ind w:firstLine="708"/>
+        <w:jc w:val="both"/>
+        <w:rPr>
+          <w:rFonts w:ascii="Arial" w:hAnsi="Arial" w:cs="Arial"/>
+          <w:sz w:val="24"/>
+          <w:szCs w:val="24"/>
+        </w:rPr>
+      </w:pPr>
+    </w:p>
+    <w:p>
+      <w:pPr>
+        <w:pStyle w:val="Ttulo1"/>
+        <w:spacing w:line="276" w:lineRule="auto"/>
+        <w:jc w:val="both"/>
         <w:rPr>
           <w:rFonts w:ascii="Arial" w:hAnsi="Arial" w:cs="Arial"/>
           <w:b/>
@@ -1847,8 +2973,8 @@
           <w:sz w:val="28"/>
           <w:szCs w:val="28"/>
         </w:rPr>
-        <w:t>X</w:t>
-      </w:r>
+      </w:pPr>
+      <w:bookmarkStart w:id="9" w:name="_Toc230089817"/>
       <w:r>
         <w:rPr>
           <w:rFonts w:ascii="Arial" w:hAnsi="Arial" w:cs="Arial"/>
@@ -1858,1004 +2984,6 @@
           <w:sz w:val="28"/>
           <w:szCs w:val="28"/>
         </w:rPr>
-        <w:t>TO</w:t>
-      </w:r>
-      <w:bookmarkEnd w:id="6"/>
-    </w:p>
-    <w:p>
-      <w:pPr>
-        <w:spacing w:line="276" w:lineRule="auto"/>
-        <w:ind w:firstLine="708"/>
-        <w:jc w:val="both"/>
-        <w:rPr>
-          <w:rFonts w:ascii="Arial" w:hAnsi="Arial" w:cs="Arial"/>
-          <w:sz w:val="24"/>
-          <w:szCs w:val="24"/>
-        </w:rPr>
-      </w:pPr>
-    </w:p>
-    <w:p>
-      <w:pPr>
-        <w:spacing w:line="276" w:lineRule="auto"/>
-        <w:ind w:firstLine="708"/>
-        <w:jc w:val="both"/>
-        <w:rPr>
-          <w:rFonts w:ascii="Arial" w:hAnsi="Arial" w:cs="Arial"/>
-          <w:sz w:val="24"/>
-          <w:szCs w:val="24"/>
-        </w:rPr>
-      </w:pPr>
-      <w:r>
-        <w:rPr>
-          <w:rFonts w:ascii="Arial" w:hAnsi="Arial" w:cs="Arial"/>
-          <w:sz w:val="24"/>
-          <w:szCs w:val="24"/>
-        </w:rPr>
-        <w:t>Em todas as épocas, a</w:t>
-      </w:r>
-      <w:r>
-        <w:rPr>
-          <w:rFonts w:ascii="Arial" w:hAnsi="Arial" w:cs="Arial"/>
-          <w:sz w:val="24"/>
-          <w:szCs w:val="24"/>
-        </w:rPr>
-        <w:t xml:space="preserve"> literatura surge como uma ferramenta essencial para o desenvolvimento pessoal e intelectual, sendo capaz de transportar o leitor para diferentes realidades, estimular a imaginação e promover conexões emocionais profundas com histórias e personagens.</w:t>
-      </w:r>
-    </w:p>
-    <w:p>
-      <w:pPr>
-        <w:spacing w:line="276" w:lineRule="auto"/>
-        <w:ind w:firstLine="708"/>
-        <w:jc w:val="both"/>
-        <w:rPr>
-          <w:rFonts w:ascii="Arial" w:hAnsi="Arial" w:cs="Arial"/>
-          <w:sz w:val="24"/>
-          <w:szCs w:val="24"/>
-        </w:rPr>
-      </w:pPr>
-      <w:r>
-        <w:rPr>
-          <w:rFonts w:ascii="Arial" w:hAnsi="Arial" w:cs="Arial"/>
-          <w:sz w:val="24"/>
-          <w:szCs w:val="24"/>
-        </w:rPr>
-        <w:t>A motivação deste projeto também possui um aspecto pessoal significativo. O interesse pela leitura teve início por influência de uma amizade próxima, na qual houve um incentivo direto para o hábito de ler. A partir desse contato, foram apresentados diversos livros, histórias e universos fictícios, especialmente voltados para fantasia e romance, o que despertou um forte engajamento com a leitura.</w:t>
-      </w:r>
-    </w:p>
-    <w:p>
-      <w:pPr>
-        <w:spacing w:line="276" w:lineRule="auto"/>
-        <w:ind w:firstLine="708"/>
-        <w:jc w:val="both"/>
-        <w:rPr>
-          <w:rFonts w:ascii="Arial" w:hAnsi="Arial" w:cs="Arial"/>
-          <w:sz w:val="24"/>
-          <w:szCs w:val="24"/>
-        </w:rPr>
-      </w:pPr>
-      <w:r>
-        <w:rPr>
-          <w:rFonts w:ascii="Arial" w:hAnsi="Arial" w:cs="Arial"/>
-          <w:sz w:val="24"/>
-          <w:szCs w:val="24"/>
-        </w:rPr>
-        <w:t>Dentre as obras exploradas, a trilogia O Povo do Ar se destacou como a mais marcante, sendo responsável por uma maior imersão no universo literário fantástico. A obra proporcionou uma experiência envolvente, combinando elementos de fantasia, política, romance e construção de mundo, tornando-se uma referência central para este projeto.</w:t>
-      </w:r>
-    </w:p>
-    <w:p>
-      <w:pPr>
-        <w:spacing w:line="276" w:lineRule="auto"/>
-        <w:ind w:firstLine="708"/>
-        <w:jc w:val="both"/>
-        <w:rPr>
-          <w:rFonts w:ascii="Arial" w:hAnsi="Arial" w:cs="Arial"/>
-          <w:sz w:val="24"/>
-          <w:szCs w:val="24"/>
-        </w:rPr>
-      </w:pPr>
-    </w:p>
-    <w:p>
-      <w:pPr>
-        <w:spacing w:line="276" w:lineRule="auto"/>
-        <w:ind w:firstLine="708"/>
-        <w:jc w:val="both"/>
-        <w:rPr>
-          <w:rFonts w:ascii="Arial" w:hAnsi="Arial" w:cs="Arial"/>
-          <w:sz w:val="24"/>
-          <w:szCs w:val="24"/>
-        </w:rPr>
-      </w:pPr>
-    </w:p>
-    <w:p>
-      <w:pPr>
-        <w:spacing w:line="276" w:lineRule="auto"/>
-        <w:ind w:firstLine="708"/>
-        <w:jc w:val="both"/>
-        <w:rPr>
-          <w:rFonts w:ascii="Arial" w:hAnsi="Arial" w:cs="Arial"/>
-          <w:sz w:val="24"/>
-          <w:szCs w:val="24"/>
-        </w:rPr>
-      </w:pPr>
-    </w:p>
-    <w:p>
-      <w:pPr>
-        <w:spacing w:line="276" w:lineRule="auto"/>
-        <w:ind w:firstLine="708"/>
-        <w:jc w:val="both"/>
-        <w:rPr>
-          <w:rFonts w:ascii="Arial" w:hAnsi="Arial" w:cs="Arial"/>
-          <w:sz w:val="24"/>
-          <w:szCs w:val="24"/>
-        </w:rPr>
-      </w:pPr>
-    </w:p>
-    <w:p>
-      <w:pPr>
-        <w:spacing w:line="276" w:lineRule="auto"/>
-        <w:ind w:firstLine="708"/>
-        <w:jc w:val="both"/>
-        <w:rPr>
-          <w:rFonts w:ascii="Arial" w:hAnsi="Arial" w:cs="Arial"/>
-          <w:sz w:val="24"/>
-          <w:szCs w:val="24"/>
-        </w:rPr>
-      </w:pPr>
-    </w:p>
-    <w:p>
-      <w:pPr>
-        <w:spacing w:line="276" w:lineRule="auto"/>
-        <w:ind w:firstLine="708"/>
-        <w:jc w:val="both"/>
-        <w:rPr>
-          <w:rFonts w:ascii="Arial" w:hAnsi="Arial" w:cs="Arial"/>
-          <w:sz w:val="24"/>
-          <w:szCs w:val="24"/>
-        </w:rPr>
-      </w:pPr>
-    </w:p>
-    <w:p>
-      <w:pPr>
-        <w:spacing w:line="276" w:lineRule="auto"/>
-        <w:ind w:firstLine="708"/>
-        <w:jc w:val="both"/>
-        <w:rPr>
-          <w:rFonts w:ascii="Arial" w:hAnsi="Arial" w:cs="Arial"/>
-          <w:sz w:val="24"/>
-          <w:szCs w:val="24"/>
-        </w:rPr>
-      </w:pPr>
-    </w:p>
-    <w:p>
-      <w:pPr>
-        <w:spacing w:line="276" w:lineRule="auto"/>
-        <w:ind w:firstLine="708"/>
-        <w:jc w:val="both"/>
-        <w:rPr>
-          <w:rFonts w:ascii="Arial" w:hAnsi="Arial" w:cs="Arial"/>
-          <w:sz w:val="24"/>
-          <w:szCs w:val="24"/>
-        </w:rPr>
-      </w:pPr>
-    </w:p>
-    <w:p>
-      <w:pPr>
-        <w:spacing w:line="276" w:lineRule="auto"/>
-        <w:ind w:firstLine="708"/>
-        <w:jc w:val="both"/>
-        <w:rPr>
-          <w:rFonts w:ascii="Arial" w:hAnsi="Arial" w:cs="Arial"/>
-          <w:sz w:val="24"/>
-          <w:szCs w:val="24"/>
-        </w:rPr>
-      </w:pPr>
-    </w:p>
-    <w:p>
-      <w:pPr>
-        <w:spacing w:line="276" w:lineRule="auto"/>
-        <w:ind w:firstLine="708"/>
-        <w:jc w:val="both"/>
-        <w:rPr>
-          <w:rFonts w:ascii="Arial" w:hAnsi="Arial" w:cs="Arial"/>
-          <w:sz w:val="24"/>
-          <w:szCs w:val="24"/>
-        </w:rPr>
-      </w:pPr>
-    </w:p>
-    <w:p>
-      <w:pPr>
-        <w:spacing w:line="276" w:lineRule="auto"/>
-        <w:ind w:firstLine="708"/>
-        <w:jc w:val="both"/>
-        <w:rPr>
-          <w:rFonts w:ascii="Arial" w:hAnsi="Arial" w:cs="Arial"/>
-          <w:sz w:val="24"/>
-          <w:szCs w:val="24"/>
-        </w:rPr>
-      </w:pPr>
-    </w:p>
-    <w:p>
-      <w:pPr>
-        <w:spacing w:line="276" w:lineRule="auto"/>
-        <w:ind w:firstLine="708"/>
-        <w:jc w:val="both"/>
-        <w:rPr>
-          <w:rFonts w:ascii="Arial" w:hAnsi="Arial" w:cs="Arial"/>
-          <w:sz w:val="24"/>
-          <w:szCs w:val="24"/>
-        </w:rPr>
-      </w:pPr>
-    </w:p>
-    <w:p>
-      <w:pPr>
-        <w:spacing w:line="276" w:lineRule="auto"/>
-        <w:jc w:val="both"/>
-        <w:rPr>
-          <w:rFonts w:ascii="Arial" w:hAnsi="Arial" w:cs="Arial"/>
-          <w:sz w:val="24"/>
-          <w:szCs w:val="24"/>
-        </w:rPr>
-      </w:pPr>
-    </w:p>
-    <w:p>
-      <w:pPr>
-        <w:spacing w:line="276" w:lineRule="auto"/>
-        <w:jc w:val="both"/>
-        <w:rPr>
-          <w:rFonts w:ascii="Arial" w:hAnsi="Arial" w:cs="Arial"/>
-          <w:sz w:val="24"/>
-          <w:szCs w:val="24"/>
-        </w:rPr>
-      </w:pPr>
-    </w:p>
-    <w:p>
-      <w:pPr>
-        <w:spacing w:line="276" w:lineRule="auto"/>
-        <w:jc w:val="both"/>
-        <w:rPr>
-          <w:rFonts w:ascii="Arial" w:hAnsi="Arial" w:cs="Arial"/>
-          <w:sz w:val="24"/>
-          <w:szCs w:val="24"/>
-        </w:rPr>
-      </w:pPr>
-    </w:p>
-    <w:p>
-      <w:pPr>
-        <w:spacing w:line="276" w:lineRule="auto"/>
-        <w:jc w:val="both"/>
-        <w:rPr>
-          <w:rFonts w:ascii="Arial" w:hAnsi="Arial" w:cs="Arial"/>
-          <w:sz w:val="24"/>
-          <w:szCs w:val="24"/>
-        </w:rPr>
-      </w:pPr>
-    </w:p>
-    <w:p>
-      <w:pPr>
-        <w:spacing w:line="276" w:lineRule="auto"/>
-        <w:jc w:val="both"/>
-        <w:rPr>
-          <w:rFonts w:ascii="Arial" w:hAnsi="Arial" w:cs="Arial"/>
-          <w:b/>
-          <w:bCs/>
-          <w:sz w:val="28"/>
-          <w:szCs w:val="28"/>
-        </w:rPr>
-      </w:pPr>
-      <w:r>
-        <w:rPr>
-          <w:rFonts w:ascii="Arial" w:hAnsi="Arial" w:cs="Arial"/>
-          <w:b/>
-          <w:bCs/>
-          <w:sz w:val="28"/>
-          <w:szCs w:val="28"/>
-        </w:rPr>
-        <w:lastRenderedPageBreak/>
-        <w:t>OBJETIVO</w:t>
-      </w:r>
-    </w:p>
-    <w:p>
-      <w:pPr>
-        <w:spacing w:line="276" w:lineRule="auto"/>
-        <w:ind w:firstLine="708"/>
-        <w:jc w:val="both"/>
-        <w:rPr>
-          <w:rFonts w:ascii="Arial" w:hAnsi="Arial" w:cs="Arial"/>
-          <w:sz w:val="24"/>
-          <w:szCs w:val="24"/>
-        </w:rPr>
-      </w:pPr>
-    </w:p>
-    <w:p>
-      <w:pPr>
-        <w:spacing w:line="276" w:lineRule="auto"/>
-        <w:jc w:val="both"/>
-        <w:rPr>
-          <w:rFonts w:ascii="Arial" w:hAnsi="Arial" w:cs="Arial"/>
-          <w:sz w:val="24"/>
-          <w:szCs w:val="24"/>
-        </w:rPr>
-      </w:pPr>
-      <w:r>
-        <w:rPr>
-          <w:rFonts w:ascii="Arial" w:hAnsi="Arial" w:cs="Arial"/>
-          <w:sz w:val="24"/>
-          <w:szCs w:val="24"/>
-        </w:rPr>
-        <w:tab/>
-      </w:r>
-      <w:r>
-        <w:rPr>
-          <w:rFonts w:ascii="Arial" w:hAnsi="Arial" w:cs="Arial"/>
-          <w:sz w:val="24"/>
-          <w:szCs w:val="24"/>
-        </w:rPr>
-        <w:t>O objetivo deste projeto é desenvolver, até o final do período letivo, um sistema web interativo inspirado na trilogia O Povo do Ar, que integre um site informativo, um quiz interativo, consumo de dados via API e um dashboard para análise de dados, com o intuito de aumentar o engajamento dos usuários com o conteúdo literário.</w:t>
-      </w:r>
-    </w:p>
-    <w:p>
-      <w:pPr>
-        <w:spacing w:line="276" w:lineRule="auto"/>
-        <w:ind w:firstLine="360"/>
-        <w:jc w:val="both"/>
-        <w:rPr>
-          <w:rFonts w:ascii="Arial" w:hAnsi="Arial" w:cs="Arial"/>
-          <w:sz w:val="24"/>
-          <w:szCs w:val="24"/>
-        </w:rPr>
-      </w:pPr>
-      <w:r>
-        <w:rPr>
-          <w:rFonts w:ascii="Arial" w:hAnsi="Arial" w:cs="Arial"/>
-          <w:sz w:val="24"/>
-          <w:szCs w:val="24"/>
-        </w:rPr>
-        <w:t>Especificamente, o sistema deverá:</w:t>
-      </w:r>
-    </w:p>
-    <w:p>
-      <w:pPr>
-        <w:numPr>
-          <w:ilvl w:val="0"/>
-          <w:numId w:val="11"/>
-        </w:numPr>
-        <w:spacing w:line="276" w:lineRule="auto"/>
-        <w:jc w:val="both"/>
-        <w:rPr>
-          <w:rFonts w:ascii="Arial" w:hAnsi="Arial" w:cs="Arial"/>
-          <w:sz w:val="24"/>
-          <w:szCs w:val="24"/>
-        </w:rPr>
-      </w:pPr>
-      <w:r>
-        <w:rPr>
-          <w:rFonts w:ascii="Arial" w:hAnsi="Arial" w:cs="Arial"/>
-          <w:sz w:val="24"/>
-          <w:szCs w:val="24"/>
-        </w:rPr>
-        <w:t xml:space="preserve">Disponibilizar informações sobre a trilogia de forma organizada e atrativa; </w:t>
-      </w:r>
-    </w:p>
-    <w:p>
-      <w:pPr>
-        <w:numPr>
-          <w:ilvl w:val="0"/>
-          <w:numId w:val="11"/>
-        </w:numPr>
-        <w:spacing w:line="276" w:lineRule="auto"/>
-        <w:jc w:val="both"/>
-        <w:rPr>
-          <w:rFonts w:ascii="Arial" w:hAnsi="Arial" w:cs="Arial"/>
-          <w:sz w:val="24"/>
-          <w:szCs w:val="24"/>
-        </w:rPr>
-      </w:pPr>
-      <w:r>
-        <w:rPr>
-          <w:rFonts w:ascii="Arial" w:hAnsi="Arial" w:cs="Arial"/>
-          <w:sz w:val="24"/>
-          <w:szCs w:val="24"/>
-        </w:rPr>
-        <w:t xml:space="preserve">Implementar um quiz interativo, permitindo a participação ativa dos usuários; </w:t>
-      </w:r>
-    </w:p>
-    <w:p>
-      <w:pPr>
-        <w:numPr>
-          <w:ilvl w:val="0"/>
-          <w:numId w:val="11"/>
-        </w:numPr>
-        <w:spacing w:line="276" w:lineRule="auto"/>
-        <w:jc w:val="both"/>
-        <w:rPr>
-          <w:rFonts w:ascii="Arial" w:hAnsi="Arial" w:cs="Arial"/>
-          <w:sz w:val="24"/>
-          <w:szCs w:val="24"/>
-        </w:rPr>
-      </w:pPr>
-      <w:r>
-        <w:rPr>
-          <w:rFonts w:ascii="Arial" w:hAnsi="Arial" w:cs="Arial"/>
-          <w:sz w:val="24"/>
-          <w:szCs w:val="24"/>
-        </w:rPr>
-        <w:t xml:space="preserve">Utilizar API para consumo de dados dinâmicos no sistema; </w:t>
-      </w:r>
-    </w:p>
-    <w:p>
-      <w:pPr>
-        <w:numPr>
-          <w:ilvl w:val="0"/>
-          <w:numId w:val="11"/>
-        </w:numPr>
-        <w:spacing w:line="276" w:lineRule="auto"/>
-        <w:jc w:val="both"/>
-        <w:rPr>
-          <w:rFonts w:ascii="Arial" w:hAnsi="Arial" w:cs="Arial"/>
-          <w:sz w:val="24"/>
-          <w:szCs w:val="24"/>
-        </w:rPr>
-      </w:pPr>
-      <w:r>
-        <w:rPr>
-          <w:rFonts w:ascii="Arial" w:hAnsi="Arial" w:cs="Arial"/>
-          <w:sz w:val="24"/>
-          <w:szCs w:val="24"/>
-        </w:rPr>
-        <w:t xml:space="preserve">Armazenar dados dos usuários em um banco de dados, como respostas e interações; </w:t>
-      </w:r>
-    </w:p>
-    <w:p>
-      <w:pPr>
-        <w:numPr>
-          <w:ilvl w:val="0"/>
-          <w:numId w:val="11"/>
-        </w:numPr>
-        <w:spacing w:line="276" w:lineRule="auto"/>
-        <w:jc w:val="both"/>
-        <w:rPr>
-          <w:rFonts w:ascii="Arial" w:hAnsi="Arial" w:cs="Arial"/>
-          <w:sz w:val="24"/>
-          <w:szCs w:val="24"/>
-        </w:rPr>
-      </w:pPr>
-      <w:r>
-        <w:rPr>
-          <w:rFonts w:ascii="Arial" w:hAnsi="Arial" w:cs="Arial"/>
-          <w:sz w:val="24"/>
-          <w:szCs w:val="24"/>
-        </w:rPr>
-        <w:t>Apresentar um dashboard, exibindo métricas como participação no qui</w:t>
-      </w:r>
-      <w:r>
-        <w:rPr>
-          <w:rFonts w:ascii="Arial" w:hAnsi="Arial" w:cs="Arial"/>
-          <w:sz w:val="24"/>
-          <w:szCs w:val="24"/>
-        </w:rPr>
-        <w:t>z</w:t>
-      </w:r>
-      <w:r>
-        <w:rPr>
-          <w:rFonts w:ascii="Arial" w:hAnsi="Arial" w:cs="Arial"/>
-          <w:sz w:val="24"/>
-          <w:szCs w:val="24"/>
-        </w:rPr>
-        <w:t xml:space="preserve">. </w:t>
-      </w:r>
-    </w:p>
-    <w:p>
-      <w:pPr>
-        <w:spacing w:line="276" w:lineRule="auto"/>
-        <w:ind w:firstLine="360"/>
-        <w:jc w:val="both"/>
-        <w:rPr>
-          <w:rFonts w:ascii="Arial" w:hAnsi="Arial" w:cs="Arial"/>
-          <w:sz w:val="24"/>
-          <w:szCs w:val="24"/>
-        </w:rPr>
-      </w:pPr>
-      <w:r>
-        <w:rPr>
-          <w:rFonts w:ascii="Arial" w:hAnsi="Arial" w:cs="Arial"/>
-          <w:sz w:val="24"/>
-          <w:szCs w:val="24"/>
-        </w:rPr>
-        <w:t>Como meta mensurável, espera-se que o sistema permita o registro e visualização de interações dos usuários, possibilitando acompanhar o nível de engajamento por meio de dados coletados no banco e exibidos no dashboard.</w:t>
-      </w:r>
-    </w:p>
-    <w:p>
-      <w:pPr>
-        <w:spacing w:line="276" w:lineRule="auto"/>
-        <w:ind w:firstLine="360"/>
-        <w:jc w:val="both"/>
-        <w:rPr>
-          <w:rFonts w:ascii="Arial" w:hAnsi="Arial" w:cs="Arial"/>
-          <w:sz w:val="24"/>
-          <w:szCs w:val="24"/>
-        </w:rPr>
-      </w:pPr>
-      <w:r>
-        <w:rPr>
-          <w:rFonts w:ascii="Arial" w:hAnsi="Arial" w:cs="Arial"/>
-          <w:sz w:val="24"/>
-          <w:szCs w:val="24"/>
-        </w:rPr>
-        <w:t>O projeto é considerado viável, pois será desenvolvido utilizando tecnologias web acessíveis e já estudadas, sendo possível sua implementação dentro do prazo estabelecido.</w:t>
-      </w:r>
-    </w:p>
-    <w:p>
-      <w:pPr>
-        <w:spacing w:line="276" w:lineRule="auto"/>
-        <w:jc w:val="both"/>
-        <w:rPr>
-          <w:rFonts w:ascii="Arial" w:hAnsi="Arial" w:cs="Arial"/>
-          <w:sz w:val="24"/>
-          <w:szCs w:val="24"/>
-        </w:rPr>
-      </w:pPr>
-    </w:p>
-    <w:p>
-      <w:pPr>
-        <w:spacing w:line="276" w:lineRule="auto"/>
-        <w:jc w:val="both"/>
-        <w:rPr>
-          <w:rFonts w:ascii="Arial" w:hAnsi="Arial" w:cs="Arial"/>
-          <w:sz w:val="24"/>
-          <w:szCs w:val="24"/>
-        </w:rPr>
-      </w:pPr>
-    </w:p>
-    <w:p>
-      <w:pPr>
-        <w:spacing w:line="276" w:lineRule="auto"/>
-        <w:jc w:val="both"/>
-        <w:rPr>
-          <w:rFonts w:ascii="Arial" w:hAnsi="Arial" w:cs="Arial"/>
-          <w:sz w:val="24"/>
-          <w:szCs w:val="24"/>
-        </w:rPr>
-      </w:pPr>
-    </w:p>
-    <w:p>
-      <w:pPr>
-        <w:spacing w:line="276" w:lineRule="auto"/>
-        <w:jc w:val="both"/>
-        <w:rPr>
-          <w:rFonts w:ascii="Arial" w:hAnsi="Arial" w:cs="Arial"/>
-          <w:sz w:val="24"/>
-          <w:szCs w:val="24"/>
-        </w:rPr>
-      </w:pPr>
-    </w:p>
-    <w:p>
-      <w:pPr>
-        <w:spacing w:line="276" w:lineRule="auto"/>
-        <w:jc w:val="both"/>
-        <w:rPr>
-          <w:rFonts w:ascii="Arial" w:hAnsi="Arial" w:cs="Arial"/>
-          <w:sz w:val="24"/>
-          <w:szCs w:val="24"/>
-        </w:rPr>
-      </w:pPr>
-    </w:p>
-    <w:p>
-      <w:pPr>
-        <w:spacing w:line="276" w:lineRule="auto"/>
-        <w:jc w:val="both"/>
-        <w:rPr>
-          <w:rFonts w:ascii="Arial" w:hAnsi="Arial" w:cs="Arial"/>
-          <w:sz w:val="24"/>
-          <w:szCs w:val="24"/>
-        </w:rPr>
-      </w:pPr>
-    </w:p>
-    <w:p>
-      <w:pPr>
-        <w:spacing w:line="276" w:lineRule="auto"/>
-        <w:jc w:val="both"/>
-        <w:rPr>
-          <w:rFonts w:ascii="Arial" w:hAnsi="Arial" w:cs="Arial"/>
-          <w:sz w:val="24"/>
-          <w:szCs w:val="24"/>
-        </w:rPr>
-      </w:pPr>
-    </w:p>
-    <w:p>
-      <w:pPr>
-        <w:spacing w:line="276" w:lineRule="auto"/>
-        <w:jc w:val="both"/>
-        <w:rPr>
-          <w:rFonts w:ascii="Arial" w:hAnsi="Arial" w:cs="Arial"/>
-          <w:sz w:val="24"/>
-          <w:szCs w:val="24"/>
-        </w:rPr>
-      </w:pPr>
-    </w:p>
-    <w:p>
-      <w:pPr>
-        <w:spacing w:line="276" w:lineRule="auto"/>
-        <w:jc w:val="both"/>
-        <w:rPr>
-          <w:rFonts w:ascii="Arial" w:hAnsi="Arial" w:cs="Arial"/>
-          <w:sz w:val="24"/>
-          <w:szCs w:val="24"/>
-        </w:rPr>
-      </w:pPr>
-    </w:p>
-    <w:p>
-      <w:pPr>
-        <w:spacing w:line="276" w:lineRule="auto"/>
-        <w:jc w:val="both"/>
-        <w:rPr>
-          <w:rFonts w:ascii="Arial" w:hAnsi="Arial" w:cs="Arial"/>
-          <w:sz w:val="24"/>
-          <w:szCs w:val="24"/>
-        </w:rPr>
-      </w:pPr>
-    </w:p>
-    <w:p>
-      <w:pPr>
-        <w:spacing w:line="276" w:lineRule="auto"/>
-        <w:jc w:val="both"/>
-        <w:rPr>
-          <w:rFonts w:ascii="Arial" w:hAnsi="Arial" w:cs="Arial"/>
-          <w:sz w:val="24"/>
-          <w:szCs w:val="24"/>
-        </w:rPr>
-      </w:pPr>
-      <w:r>
-        <w:rPr>
-          <w:rFonts w:ascii="Arial" w:hAnsi="Arial" w:cs="Arial"/>
-          <w:sz w:val="24"/>
-          <w:szCs w:val="24"/>
-        </w:rPr>
-        <w:tab/>
-      </w:r>
-    </w:p>
-    <w:p>
-      <w:pPr>
-        <w:pStyle w:val="Ttulo1"/>
-        <w:spacing w:line="276" w:lineRule="auto"/>
-        <w:jc w:val="both"/>
-        <w:rPr>
-          <w:rFonts w:ascii="Arial" w:hAnsi="Arial" w:cs="Arial"/>
-          <w:b/>
-          <w:bCs/>
-          <w:color w:val="auto"/>
-          <w:sz w:val="28"/>
-          <w:szCs w:val="28"/>
-        </w:rPr>
-      </w:pPr>
-      <w:bookmarkStart w:id="7" w:name="_Hlk197500742"/>
-      <w:bookmarkStart w:id="8" w:name="_Toc230089816"/>
-      <w:r>
-        <w:rPr>
-          <w:rFonts w:ascii="Arial" w:hAnsi="Arial" w:cs="Arial"/>
-          <w:b/>
-          <w:bCs/>
-          <w:color w:val="auto"/>
-          <w:sz w:val="28"/>
-          <w:szCs w:val="28"/>
-        </w:rPr>
-        <w:lastRenderedPageBreak/>
-        <w:t>JUSTIFICATIVA</w:t>
-      </w:r>
-      <w:bookmarkEnd w:id="8"/>
-    </w:p>
-    <w:p>
-      <w:pPr>
-        <w:spacing w:line="276" w:lineRule="auto"/>
-        <w:ind w:firstLine="708"/>
-        <w:jc w:val="both"/>
-        <w:rPr>
-          <w:rFonts w:ascii="Arial" w:hAnsi="Arial" w:cs="Arial"/>
-          <w:sz w:val="24"/>
-          <w:szCs w:val="24"/>
-        </w:rPr>
-      </w:pPr>
-    </w:p>
-    <w:p>
-      <w:pPr>
-        <w:spacing w:line="276" w:lineRule="auto"/>
-        <w:ind w:firstLine="708"/>
-        <w:jc w:val="both"/>
-        <w:rPr>
-          <w:rFonts w:ascii="Arial" w:eastAsia="Arial" w:hAnsi="Arial" w:cs="Arial"/>
-          <w:sz w:val="24"/>
-          <w:szCs w:val="24"/>
-        </w:rPr>
-      </w:pPr>
-      <w:r>
-        <w:rPr>
-          <w:rFonts w:ascii="Arial" w:eastAsia="Arial" w:hAnsi="Arial" w:cs="Arial"/>
-          <w:sz w:val="24"/>
-          <w:szCs w:val="24"/>
-        </w:rPr>
-        <w:t>Atualmente, muitos jovens consomem conteúdos digitais rápidos, o que reduz o interesse pela leitura tradicional. Diante disso, torna-se necessário utilizar a tecnologia como aliada para tornar a leitura mais atrativa.</w:t>
-      </w:r>
-    </w:p>
-    <w:p>
-      <w:pPr>
-        <w:spacing w:line="276" w:lineRule="auto"/>
-        <w:ind w:firstLine="708"/>
-        <w:jc w:val="both"/>
-        <w:rPr>
-          <w:rFonts w:ascii="Arial" w:eastAsia="Arial" w:hAnsi="Arial" w:cs="Arial"/>
-          <w:sz w:val="24"/>
-          <w:szCs w:val="24"/>
-        </w:rPr>
-      </w:pPr>
-      <w:r>
-        <w:rPr>
-          <w:rFonts w:ascii="Arial" w:eastAsia="Arial" w:hAnsi="Arial" w:cs="Arial"/>
-          <w:sz w:val="24"/>
-          <w:szCs w:val="24"/>
-        </w:rPr>
-        <w:t>Este projeto se justifica por propor uma solução interativa, por meio de um sistema web com quiz, dashboard, API e banco de dados, que transforma o usuário em participante ativo, aumentando o engajamento com o conteúdo literário. A escolha da trilogia O Povo do Ar contribui para atrair o público, utilizando um universo envolvente e popular.</w:t>
-      </w:r>
-    </w:p>
-    <w:p>
-      <w:pPr>
-        <w:spacing w:line="276" w:lineRule="auto"/>
-        <w:ind w:firstLine="708"/>
-        <w:jc w:val="both"/>
-        <w:rPr>
-          <w:rFonts w:ascii="Arial" w:eastAsia="Arial" w:hAnsi="Arial" w:cs="Arial"/>
-          <w:sz w:val="24"/>
-          <w:szCs w:val="24"/>
-        </w:rPr>
-      </w:pPr>
-      <w:r>
-        <w:rPr>
-          <w:rFonts w:ascii="Arial" w:eastAsia="Arial" w:hAnsi="Arial" w:cs="Arial"/>
-          <w:sz w:val="24"/>
-          <w:szCs w:val="24"/>
-        </w:rPr>
-        <w:t>Assim, o investimento no projeto é válido por unir tecnologia e literatura, incentivar a leitura e oferecer uma solução moderna, viável e alinhada ao perfil dos usuários atuais.</w:t>
-      </w:r>
-    </w:p>
-    <w:p>
-      <w:pPr>
-        <w:spacing w:line="276" w:lineRule="auto"/>
-        <w:ind w:firstLine="708"/>
-        <w:jc w:val="both"/>
-        <w:rPr>
-          <w:rFonts w:ascii="Arial" w:hAnsi="Arial" w:cs="Arial"/>
-          <w:sz w:val="24"/>
-          <w:szCs w:val="24"/>
-        </w:rPr>
-      </w:pPr>
-    </w:p>
-    <w:p>
-      <w:pPr>
-        <w:spacing w:line="276" w:lineRule="auto"/>
-        <w:ind w:firstLine="708"/>
-        <w:jc w:val="both"/>
-        <w:rPr>
-          <w:rFonts w:ascii="Arial" w:hAnsi="Arial" w:cs="Arial"/>
-          <w:sz w:val="24"/>
-          <w:szCs w:val="24"/>
-        </w:rPr>
-      </w:pPr>
-    </w:p>
-    <w:p>
-      <w:pPr>
-        <w:spacing w:line="276" w:lineRule="auto"/>
-        <w:ind w:firstLine="708"/>
-        <w:jc w:val="both"/>
-        <w:rPr>
-          <w:rFonts w:ascii="Arial" w:hAnsi="Arial" w:cs="Arial"/>
-          <w:sz w:val="24"/>
-          <w:szCs w:val="24"/>
-        </w:rPr>
-      </w:pPr>
-    </w:p>
-    <w:p>
-      <w:pPr>
-        <w:spacing w:line="276" w:lineRule="auto"/>
-        <w:ind w:firstLine="708"/>
-        <w:jc w:val="both"/>
-        <w:rPr>
-          <w:rFonts w:ascii="Arial" w:hAnsi="Arial" w:cs="Arial"/>
-          <w:sz w:val="24"/>
-          <w:szCs w:val="24"/>
-        </w:rPr>
-      </w:pPr>
-    </w:p>
-    <w:p>
-      <w:pPr>
-        <w:spacing w:line="276" w:lineRule="auto"/>
-        <w:ind w:firstLine="708"/>
-        <w:jc w:val="both"/>
-        <w:rPr>
-          <w:rFonts w:ascii="Arial" w:hAnsi="Arial" w:cs="Arial"/>
-          <w:sz w:val="24"/>
-          <w:szCs w:val="24"/>
-        </w:rPr>
-      </w:pPr>
-    </w:p>
-    <w:p>
-      <w:pPr>
-        <w:spacing w:line="276" w:lineRule="auto"/>
-        <w:ind w:firstLine="708"/>
-        <w:jc w:val="both"/>
-        <w:rPr>
-          <w:rFonts w:ascii="Arial" w:hAnsi="Arial" w:cs="Arial"/>
-          <w:sz w:val="24"/>
-          <w:szCs w:val="24"/>
-        </w:rPr>
-      </w:pPr>
-    </w:p>
-    <w:p>
-      <w:pPr>
-        <w:spacing w:line="276" w:lineRule="auto"/>
-        <w:ind w:firstLine="708"/>
-        <w:jc w:val="both"/>
-        <w:rPr>
-          <w:rFonts w:ascii="Arial" w:hAnsi="Arial" w:cs="Arial"/>
-          <w:sz w:val="24"/>
-          <w:szCs w:val="24"/>
-        </w:rPr>
-      </w:pPr>
-    </w:p>
-    <w:p>
-      <w:pPr>
-        <w:spacing w:line="276" w:lineRule="auto"/>
-        <w:ind w:firstLine="708"/>
-        <w:jc w:val="both"/>
-        <w:rPr>
-          <w:rFonts w:ascii="Arial" w:hAnsi="Arial" w:cs="Arial"/>
-          <w:sz w:val="24"/>
-          <w:szCs w:val="24"/>
-        </w:rPr>
-      </w:pPr>
-    </w:p>
-    <w:p>
-      <w:pPr>
-        <w:spacing w:line="276" w:lineRule="auto"/>
-        <w:ind w:firstLine="708"/>
-        <w:jc w:val="both"/>
-        <w:rPr>
-          <w:rFonts w:ascii="Arial" w:hAnsi="Arial" w:cs="Arial"/>
-          <w:sz w:val="24"/>
-          <w:szCs w:val="24"/>
-        </w:rPr>
-      </w:pPr>
-    </w:p>
-    <w:p>
-      <w:pPr>
-        <w:spacing w:line="276" w:lineRule="auto"/>
-        <w:ind w:firstLine="708"/>
-        <w:jc w:val="both"/>
-        <w:rPr>
-          <w:rFonts w:ascii="Arial" w:hAnsi="Arial" w:cs="Arial"/>
-          <w:sz w:val="24"/>
-          <w:szCs w:val="24"/>
-        </w:rPr>
-      </w:pPr>
-    </w:p>
-    <w:p>
-      <w:pPr>
-        <w:spacing w:line="276" w:lineRule="auto"/>
-        <w:ind w:firstLine="708"/>
-        <w:jc w:val="both"/>
-        <w:rPr>
-          <w:rFonts w:ascii="Arial" w:hAnsi="Arial" w:cs="Arial"/>
-          <w:sz w:val="24"/>
-          <w:szCs w:val="24"/>
-        </w:rPr>
-      </w:pPr>
-    </w:p>
-    <w:p>
-      <w:pPr>
-        <w:spacing w:line="276" w:lineRule="auto"/>
-        <w:ind w:firstLine="708"/>
-        <w:jc w:val="both"/>
-        <w:rPr>
-          <w:rFonts w:ascii="Arial" w:hAnsi="Arial" w:cs="Arial"/>
-          <w:sz w:val="24"/>
-          <w:szCs w:val="24"/>
-        </w:rPr>
-      </w:pPr>
-    </w:p>
-    <w:p>
-      <w:pPr>
-        <w:spacing w:line="276" w:lineRule="auto"/>
-        <w:ind w:firstLine="708"/>
-        <w:jc w:val="both"/>
-        <w:rPr>
-          <w:rFonts w:ascii="Arial" w:hAnsi="Arial" w:cs="Arial"/>
-          <w:sz w:val="24"/>
-          <w:szCs w:val="24"/>
-        </w:rPr>
-      </w:pPr>
-    </w:p>
-    <w:p>
-      <w:pPr>
-        <w:spacing w:line="276" w:lineRule="auto"/>
-        <w:ind w:firstLine="708"/>
-        <w:jc w:val="both"/>
-        <w:rPr>
-          <w:rFonts w:ascii="Arial" w:hAnsi="Arial" w:cs="Arial"/>
-          <w:sz w:val="24"/>
-          <w:szCs w:val="24"/>
-        </w:rPr>
-      </w:pPr>
-    </w:p>
-    <w:p>
-      <w:pPr>
-        <w:spacing w:line="276" w:lineRule="auto"/>
-        <w:ind w:firstLine="708"/>
-        <w:jc w:val="both"/>
-        <w:rPr>
-          <w:rFonts w:ascii="Arial" w:hAnsi="Arial" w:cs="Arial"/>
-          <w:sz w:val="24"/>
-          <w:szCs w:val="24"/>
-        </w:rPr>
-      </w:pPr>
-    </w:p>
-    <w:p>
-      <w:pPr>
-        <w:spacing w:line="276" w:lineRule="auto"/>
-        <w:ind w:firstLine="708"/>
-        <w:jc w:val="both"/>
-        <w:rPr>
-          <w:rFonts w:ascii="Arial" w:hAnsi="Arial" w:cs="Arial"/>
-          <w:sz w:val="24"/>
-          <w:szCs w:val="24"/>
-        </w:rPr>
-      </w:pPr>
-    </w:p>
-    <w:p>
-      <w:pPr>
-        <w:spacing w:line="276" w:lineRule="auto"/>
-        <w:ind w:firstLine="708"/>
-        <w:jc w:val="both"/>
-        <w:rPr>
-          <w:rFonts w:ascii="Arial" w:hAnsi="Arial" w:cs="Arial"/>
-          <w:sz w:val="24"/>
-          <w:szCs w:val="24"/>
-        </w:rPr>
-      </w:pPr>
-    </w:p>
-    <w:p>
-      <w:pPr>
-        <w:spacing w:line="276" w:lineRule="auto"/>
-        <w:ind w:firstLine="708"/>
-        <w:jc w:val="both"/>
-        <w:rPr>
-          <w:rFonts w:ascii="Arial" w:hAnsi="Arial" w:cs="Arial"/>
-          <w:sz w:val="24"/>
-          <w:szCs w:val="24"/>
-        </w:rPr>
-      </w:pPr>
-    </w:p>
-    <w:p>
-      <w:pPr>
-        <w:pStyle w:val="Ttulo1"/>
-        <w:spacing w:line="276" w:lineRule="auto"/>
-        <w:jc w:val="both"/>
-        <w:rPr>
-          <w:rFonts w:ascii="Arial" w:hAnsi="Arial" w:cs="Arial"/>
-          <w:b/>
-          <w:bCs/>
-          <w:color w:val="auto"/>
-          <w:sz w:val="28"/>
-          <w:szCs w:val="28"/>
-        </w:rPr>
-      </w:pPr>
-      <w:bookmarkStart w:id="9" w:name="_Toc230089817"/>
-      <w:r>
-        <w:rPr>
-          <w:rFonts w:ascii="Arial" w:hAnsi="Arial" w:cs="Arial"/>
-          <w:b/>
-          <w:bCs/>
-          <w:color w:val="auto"/>
-          <w:sz w:val="28"/>
-          <w:szCs w:val="28"/>
-        </w:rPr>
-        <w:lastRenderedPageBreak/>
         <w:t>ESCOPO</w:t>
       </w:r>
       <w:bookmarkEnd w:id="9"/>
@@ -3351,7 +3479,6 @@
           <w:szCs w:val="24"/>
           <w:u w:val="single"/>
         </w:rPr>
-        <w:lastRenderedPageBreak/>
         <w:t>Limites e Exclusões:</w:t>
       </w:r>
       <w:bookmarkEnd w:id="12"/>
@@ -4820,6 +4947,7 @@
           <w:sz w:val="24"/>
           <w:szCs w:val="24"/>
         </w:rPr>
+        <w:lastRenderedPageBreak/>
         <w:t xml:space="preserve">Conhecimento técnico em aprendizado; </w:t>
       </w:r>
     </w:p>
@@ -4846,7 +4974,6 @@
           <w:sz w:val="24"/>
           <w:szCs w:val="24"/>
         </w:rPr>
-        <w:lastRenderedPageBreak/>
         <w:t>Projeto com fins acadêmicos (não comercial).</w:t>
       </w:r>
     </w:p>
@@ -6091,7 +6218,7 @@
                     <pic:cNvPicPr/>
                   </pic:nvPicPr>
                   <pic:blipFill>
-                    <a:blip r:embed="rId9"/>
+                    <a:blip r:embed="rId12"/>
                     <a:stretch>
                       <a:fillRect/>
                     </a:stretch>
@@ -6162,10 +6289,10 @@
     <w:p>
       <w:r>
         <w:drawing>
-          <wp:inline distT="0" distB="0" distL="0" distR="0" wp14:anchorId="726C8510" wp14:editId="3F53C8FF">
-            <wp:extent cx="5400040" cy="3006090"/>
-            <wp:effectExtent l="0" t="0" r="0" b="3810"/>
-            <wp:docPr id="1047937841" name="Imagem 1"/>
+          <wp:inline distT="0" distB="0" distL="0" distR="0" wp14:anchorId="345AB393" wp14:editId="412D3CC8">
+            <wp:extent cx="5400040" cy="2639695"/>
+            <wp:effectExtent l="0" t="0" r="0" b="8255"/>
+            <wp:docPr id="1643560560" name="Imagem 1"/>
             <wp:cNvGraphicFramePr>
               <a:graphicFrameLocks xmlns:a="http://schemas.openxmlformats.org/drawingml/2006/main" noChangeAspect="1"/>
             </wp:cNvGraphicFramePr>
@@ -6173,11 +6300,11 @@
               <a:graphicData uri="http://schemas.openxmlformats.org/drawingml/2006/picture">
                 <pic:pic xmlns:pic="http://schemas.openxmlformats.org/drawingml/2006/picture">
                   <pic:nvPicPr>
-                    <pic:cNvPr id="1047937841" name=""/>
+                    <pic:cNvPr id="1643560560" name=""/>
                     <pic:cNvPicPr/>
                   </pic:nvPicPr>
                   <pic:blipFill>
-                    <a:blip r:embed="rId10"/>
+                    <a:blip r:embed="rId13"/>
                     <a:stretch>
                       <a:fillRect/>
                     </a:stretch>
@@ -6185,7 +6312,7 @@
                   <pic:spPr>
                     <a:xfrm>
                       <a:off x="0" y="0"/>
-                      <a:ext cx="5400040" cy="3006090"/>
+                      <a:ext cx="5400040" cy="2639695"/>
                     </a:xfrm>
                     <a:prstGeom prst="rect">
                       <a:avLst/>
@@ -6196,6 +6323,15 @@
             </a:graphic>
           </wp:inline>
         </w:drawing>
+      </w:r>
+    </w:p>
+    <w:p/>
+    <w:p/>
+    <w:p/>
+    <w:p/>
+    <w:p>
+      <w:r>
+        <w:t>site</w:t>
       </w:r>
     </w:p>
     <w:p/>
@@ -6211,11 +6347,6 @@
     <w:p/>
     <w:p/>
     <w:p/>
-    <w:p/>
-    <w:p/>
-    <w:p/>
-    <w:p/>
-    <w:p/>
     <w:p>
       <w:pPr>
         <w:pStyle w:val="Ttulo1"/>
@@ -6240,8 +6371,7 @@
           <w:sz w:val="28"/>
           <w:szCs w:val="28"/>
         </w:rPr>
-        <w:lastRenderedPageBreak/>
-        <w:t>METODOLOGIA UTILIZADA(SCRUM)</w:t>
+        <w:t>METODOLOGIA UTILIZADA</w:t>
       </w:r>
       <w:bookmarkEnd w:id="19"/>
     </w:p>
@@ -6251,6 +6381,7 @@
         <w:rPr>
           <w:noProof/>
         </w:rPr>
+        <w:lastRenderedPageBreak/>
         <w:drawing>
           <wp:inline distT="0" distB="0" distL="0" distR="0" wp14:anchorId="4ED86E67" wp14:editId="548F7EA7">
             <wp:extent cx="5400040" cy="2783205"/>
@@ -6267,7 +6398,7 @@
                     <pic:cNvPicPr/>
                   </pic:nvPicPr>
                   <pic:blipFill>
-                    <a:blip r:embed="rId11"/>
+                    <a:blip r:embed="rId14"/>
                     <a:stretch>
                       <a:fillRect/>
                     </a:stretch>
@@ -6330,7 +6461,6 @@
           <w:sz w:val="28"/>
           <w:szCs w:val="28"/>
         </w:rPr>
-        <w:lastRenderedPageBreak/>
         <w:t>BACKLOG</w:t>
       </w:r>
       <w:bookmarkEnd w:id="20"/>
@@ -6390,6 +6520,7 @@
         <w:rPr>
           <w:noProof/>
         </w:rPr>
+        <w:lastRenderedPageBreak/>
         <w:drawing>
           <wp:inline distT="0" distB="0" distL="0" distR="0" wp14:anchorId="1D59B89F" wp14:editId="7365D7D8">
             <wp:extent cx="5400040" cy="2558415"/>
@@ -6406,7 +6537,7 @@
                     <pic:cNvPicPr/>
                   </pic:nvPicPr>
                   <pic:blipFill>
-                    <a:blip r:embed="rId12"/>
+                    <a:blip r:embed="rId15"/>
                     <a:stretch>
                       <a:fillRect/>
                     </a:stretch>
@@ -8854,7 +8985,6 @@
           <w:sz w:val="28"/>
           <w:szCs w:val="28"/>
         </w:rPr>
-        <w:lastRenderedPageBreak/>
         <w:t>AÇÕES FUTURAS</w:t>
       </w:r>
       <w:bookmarkEnd w:id="21"/>
@@ -8898,7 +9028,16 @@
           <w:sz w:val="24"/>
           <w:szCs w:val="24"/>
         </w:rPr>
-        <w:t>As ações futuras do projeto têm como objetivo expandir o conteúdo e aprimorar a interação entre o usuário e a plataforma. Pretende-se adicionar novas telas informativas, trazendo mais conteúdos sobre personagens, o universo da obra e curiosidades relevantes, enriquecendo a experiência do usuário. Além disso, busca-se desenvolver novas formas de interação entre o site e o usuário, como mecanismos de feedback, respostas dinâmicas e possíveis espaços de participação.</w:t>
+        <w:t xml:space="preserve">As ações futuras do projeto têm como objetivo expandir o conteúdo e aprimorar a interação entre o usuário e a plataforma. Pretende-se adicionar </w:t>
+      </w:r>
+      <w:r>
+        <w:rPr>
+          <w:rFonts w:ascii="Arial" w:hAnsi="Arial" w:cs="Arial"/>
+          <w:sz w:val="24"/>
+          <w:szCs w:val="24"/>
+        </w:rPr>
+        <w:lastRenderedPageBreak/>
+        <w:t>novas telas informativas, trazendo mais conteúdos sobre personagens, o universo da obra e curiosidades relevantes, enriquecendo a experiência do usuário. Além disso, busca-se desenvolver novas formas de interação entre o site e o usuário, como mecanismos de feedback, respostas dinâmicas e possíveis espaços de participação.</w:t>
       </w:r>
     </w:p>
     <w:p>
@@ -8943,7 +9082,7 @@
         </w:rPr>
       </w:pPr>
     </w:p>
-    <w:bookmarkEnd w:id="7"/>
+    <w:bookmarkEnd w:id="8"/>
     <w:p>
       <w:pPr>
         <w:spacing w:line="276" w:lineRule="auto"/>
@@ -8989,7 +9128,7 @@
       </w:pPr>
     </w:p>
     <w:sectPr>
-      <w:headerReference w:type="default" r:id="rId13"/>
+      <w:headerReference w:type="default" r:id="rId16"/>
       <w:pgSz w:w="11906" w:h="16838" w:code="9"/>
       <w:pgMar w:top="1418" w:right="1701" w:bottom="1418" w:left="1701" w:header="709" w:footer="709" w:gutter="0"/>
       <w:pgBorders w:offsetFrom="page">
